--- a/ServiceNow Phasewise/5.Project Development Phase/Performance Testing/Artificial Intelligence.docx
+++ b/ServiceNow Phasewise/5.Project Development Phase/Performance Testing/Artificial Intelligence.docx
@@ -1,6 +1,6 @@
 
 <file path=word/document.xml><?xml version="1.0" encoding="utf-8"?>
-<w:document xmlns:mc="http://schemas.openxmlformats.org/markup-compatibility/2006" xmlns:ve="http://schemas.openxmlformats.org/markup-compatibility/2006" xmlns:o="urn:schemas-microsoft-com:office:office" xmlns:r="http://schemas.openxmlformats.org/officeDocument/2006/relationships" xmlns:m="http://schemas.openxmlformats.org/officeDocument/2006/math" xmlns:v="urn:schemas-microsoft-com:vml" xmlns:wp="http://schemas.openxmlformats.org/drawingml/2006/wordprocessingDrawing" xmlns:w10="urn:schemas-microsoft-com:office:word" xmlns:w="http://schemas.openxmlformats.org/wordprocessingml/2006/main" xmlns:wne="http://schemas.microsoft.com/office/word/2006/wordml" xmlns:a="http://schemas.openxmlformats.org/drawingml/2006/main" xmlns:pic="http://schemas.openxmlformats.org/drawingml/2006/picture" xmlns:wpg="http://schemas.microsoft.com/office/word/2010/wordprocessingGroup" xmlns:wps="http://schemas.microsoft.com/office/word/2010/wordprocessingShape" xmlns:w14="http://schemas.microsoft.com/office/word/2010/wordml" mc:Ignorable="w14" xml:space="preserve">
+<w:document xmlns:wpc="http://schemas.microsoft.com/office/word/2010/wordprocessingCanvas" xmlns:cx="http://schemas.microsoft.com/office/drawing/2014/chartex" xmlns:cx1="http://schemas.microsoft.com/office/drawing/2015/9/8/chartex" xmlns:cx2="http://schemas.microsoft.com/office/drawing/2015/10/21/chartex" xmlns:cx3="http://schemas.microsoft.com/office/drawing/2016/5/9/chartex" xmlns:cx4="http://schemas.microsoft.com/office/drawing/2016/5/10/chartex" xmlns:cx5="http://schemas.microsoft.com/office/drawing/2016/5/11/chartex" xmlns:cx6="http://schemas.microsoft.com/office/drawing/2016/5/12/chartex" xmlns:cx7="http://schemas.microsoft.com/office/drawing/2016/5/13/chartex" xmlns:cx8="http://schemas.microsoft.com/office/drawing/2016/5/14/chartex" xmlns:mc="http://schemas.openxmlformats.org/markup-compatibility/2006" xmlns:aink="http://schemas.microsoft.com/office/drawing/2016/ink" xmlns:am3d="http://schemas.microsoft.com/office/drawing/2017/model3d" xmlns:o="urn:schemas-microsoft-com:office:office" xmlns:oel="http://schemas.microsoft.com/office/2019/extlst" xmlns:r="http://schemas.openxmlformats.org/officeDocument/2006/relationships" xmlns:m="http://schemas.openxmlformats.org/officeDocument/2006/math" xmlns:v="urn:schemas-microsoft-com:vml" xmlns:wp14="http://schemas.microsoft.com/office/word/2010/wordprocessingDrawing" xmlns:wp="http://schemas.openxmlformats.org/drawingml/2006/wordprocessingDrawing" xmlns:w10="urn:schemas-microsoft-com:office:word" xmlns:w="http://schemas.openxmlformats.org/wordprocessingml/2006/main" xmlns:w14="http://schemas.microsoft.com/office/word/2010/wordml" xmlns:w15="http://schemas.microsoft.com/office/word/2012/wordml" xmlns:w16cex="http://schemas.microsoft.com/office/word/2018/wordml/cex" xmlns:w16cid="http://schemas.microsoft.com/office/word/2016/wordml/cid" xmlns:w16="http://schemas.microsoft.com/office/word/2018/wordml" xmlns:w16du="http://schemas.microsoft.com/office/word/2023/wordml/word16du" xmlns:w16sdtdh="http://schemas.microsoft.com/office/word/2020/wordml/sdtdatahash" xmlns:w16sdtfl="http://schemas.microsoft.com/office/word/2024/wordml/sdtformatlock" xmlns:w16se="http://schemas.microsoft.com/office/word/2015/wordml/symex" xmlns:wpg="http://schemas.microsoft.com/office/word/2010/wordprocessingGroup" xmlns:wpi="http://schemas.microsoft.com/office/word/2010/wordprocessingInk" xmlns:wne="http://schemas.microsoft.com/office/word/2006/wordml" xmlns:wps="http://schemas.microsoft.com/office/word/2010/wordprocessingShape" mc:Ignorable="w14 w15 w16se w16cid w16 w16cex w16sdtdh w16sdtfl w16du wp14">
   <w:body>
     <w:p>
       <w:pPr>
@@ -8,33 +8,30 @@
         <w:spacing w:line="259" w:lineRule="auto"/>
       </w:pPr>
       <w:r>
-        <w:rPr/>
         <w:t>Project</w:t>
       </w:r>
       <w:r>
         <w:rPr>
           <w:spacing w:val="-14"/>
         </w:rPr>
-        <w:t> </w:t>
-      </w:r>
-      <w:r>
-        <w:rPr/>
+        <w:t xml:space="preserve"> </w:t>
+      </w:r>
+      <w:r>
         <w:t>Development</w:t>
       </w:r>
       <w:r>
         <w:rPr>
           <w:spacing w:val="-14"/>
         </w:rPr>
-        <w:t> </w:t>
-      </w:r>
-      <w:r>
-        <w:rPr/>
+        <w:t xml:space="preserve"> </w:t>
+      </w:r>
+      <w:r>
         <w:t>Phase Model Performance Test</w:t>
       </w:r>
     </w:p>
     <w:p>
       <w:pPr>
-        <w:spacing w:line="240" w:lineRule="auto" w:before="42" w:after="0"/>
+        <w:spacing w:before="42"/>
         <w:rPr>
           <w:b/>
           <w:sz w:val="20"/>
@@ -44,7 +41,6 @@
     <w:tbl>
       <w:tblPr>
         <w:tblW w:w="0" w:type="auto"/>
-        <w:jc w:val="left"/>
         <w:tblInd w:w="10" w:type="dxa"/>
         <w:tblBorders>
           <w:top w:val="single" w:sz="4" w:space="0" w:color="000000"/>
@@ -56,12 +52,10 @@
         </w:tblBorders>
         <w:tblLayout w:type="fixed"/>
         <w:tblCellMar>
-          <w:top w:w="0" w:type="dxa"/>
           <w:left w:w="0" w:type="dxa"/>
-          <w:bottom w:w="0" w:type="dxa"/>
           <w:right w:w="0" w:type="dxa"/>
         </w:tblCellMar>
-        <w:tblLook w:val="01E0"/>
+        <w:tblLook w:val="01E0" w:firstRow="1" w:lastRow="1" w:firstColumn="1" w:lastColumn="1" w:noHBand="0" w:noVBand="0"/>
       </w:tblPr>
       <w:tblGrid>
         <w:gridCol w:w="4512"/>
@@ -69,7 +63,7 @@
       </w:tblGrid>
       <w:tr>
         <w:trPr>
-          <w:trHeight w:val="270" w:hRule="atLeast"/>
+          <w:trHeight w:val="270"/>
         </w:trPr>
         <w:tc>
           <w:tcPr>
@@ -79,14 +73,10 @@
             <w:pPr>
               <w:pStyle w:val="TableParagraph"/>
               <w:spacing w:line="249" w:lineRule="exact"/>
-              <w:rPr>
-                <w:sz w:val="22"/>
-              </w:rPr>
             </w:pPr>
             <w:r>
               <w:rPr>
                 <w:spacing w:val="-4"/>
-                <w:sz w:val="22"/>
               </w:rPr>
               <w:t>Date</w:t>
             </w:r>
@@ -101,49 +91,24 @@
               <w:pStyle w:val="TableParagraph"/>
               <w:spacing w:line="249" w:lineRule="exact"/>
               <w:ind w:left="105"/>
-              <w:rPr>
-                <w:sz w:val="22"/>
-              </w:rPr>
-            </w:pPr>
-            <w:r>
-              <w:rPr>
-                <w:sz w:val="22"/>
-              </w:rPr>
-              <w:t>10</w:t>
-            </w:r>
-            <w:r>
-              <w:rPr>
-                <w:spacing w:val="-6"/>
-                <w:sz w:val="22"/>
-              </w:rPr>
-              <w:t> </w:t>
-            </w:r>
-            <w:r>
-              <w:rPr>
-                <w:sz w:val="22"/>
-              </w:rPr>
-              <w:t>February</w:t>
-            </w:r>
-            <w:r>
-              <w:rPr>
-                <w:spacing w:val="-2"/>
-                <w:sz w:val="22"/>
-              </w:rPr>
-              <w:t> </w:t>
-            </w:r>
-            <w:r>
-              <w:rPr>
-                <w:spacing w:val="-4"/>
-                <w:sz w:val="22"/>
-              </w:rPr>
-              <w:t>2025</w:t>
+            </w:pPr>
+            <w:r>
+              <w:t xml:space="preserve">3 </w:t>
+            </w:r>
+            <w:proofErr w:type="spellStart"/>
+            <w:r>
+              <w:t>october</w:t>
+            </w:r>
+            <w:proofErr w:type="spellEnd"/>
+            <w:r>
+              <w:t xml:space="preserve"> 2026</w:t>
             </w:r>
           </w:p>
         </w:tc>
       </w:tr>
       <w:tr>
         <w:trPr>
-          <w:trHeight w:val="270" w:hRule="atLeast"/>
+          <w:trHeight w:val="270"/>
         </w:trPr>
         <w:tc>
           <w:tcPr>
@@ -153,27 +118,19 @@
             <w:pPr>
               <w:pStyle w:val="TableParagraph"/>
               <w:spacing w:line="249" w:lineRule="exact"/>
-              <w:rPr>
-                <w:sz w:val="22"/>
-              </w:rPr>
-            </w:pPr>
-            <w:r>
-              <w:rPr>
-                <w:sz w:val="22"/>
-              </w:rPr>
+            </w:pPr>
+            <w:r>
               <w:t>Team</w:t>
             </w:r>
             <w:r>
               <w:rPr>
                 <w:spacing w:val="-4"/>
-                <w:sz w:val="22"/>
-              </w:rPr>
-              <w:t> </w:t>
+              </w:rPr>
+              <w:t xml:space="preserve"> </w:t>
             </w:r>
             <w:r>
               <w:rPr>
                 <w:spacing w:val="-5"/>
-                <w:sz w:val="22"/>
               </w:rPr>
               <w:t>ID</w:t>
             </w:r>
@@ -188,23 +145,19 @@
               <w:pStyle w:val="TableParagraph"/>
               <w:spacing w:line="249" w:lineRule="exact"/>
               <w:ind w:left="105"/>
-              <w:rPr>
-                <w:sz w:val="22"/>
-              </w:rPr>
             </w:pPr>
             <w:r>
               <w:rPr>
                 <w:spacing w:val="-2"/>
-                <w:sz w:val="22"/>
-              </w:rPr>
-              <w:t>6ab8b3c5c23107aaaa72d06e</w:t>
+              </w:rPr>
+              <w:t>SWTID-2026-6064</w:t>
             </w:r>
           </w:p>
         </w:tc>
       </w:tr>
       <w:tr>
         <w:trPr>
-          <w:trHeight w:val="805" w:hRule="atLeast"/>
+          <w:trHeight w:val="805"/>
         </w:trPr>
         <w:tc>
           <w:tcPr>
@@ -213,27 +166,19 @@
           <w:p>
             <w:pPr>
               <w:pStyle w:val="TableParagraph"/>
-              <w:rPr>
-                <w:sz w:val="22"/>
-              </w:rPr>
-            </w:pPr>
-            <w:r>
-              <w:rPr>
-                <w:sz w:val="22"/>
-              </w:rPr>
+            </w:pPr>
+            <w:r>
               <w:t>Project</w:t>
             </w:r>
             <w:r>
               <w:rPr>
                 <w:spacing w:val="1"/>
-                <w:sz w:val="22"/>
-              </w:rPr>
-              <w:t> </w:t>
+              </w:rPr>
+              <w:t xml:space="preserve"> </w:t>
             </w:r>
             <w:r>
               <w:rPr>
                 <w:spacing w:val="-4"/>
-                <w:sz w:val="22"/>
               </w:rPr>
               <w:t>Name</w:t>
             </w:r>
@@ -246,110 +191,76 @@
           <w:p>
             <w:pPr>
               <w:pStyle w:val="TableParagraph"/>
-              <w:spacing w:line="237" w:lineRule="auto" w:before="2"/>
+              <w:spacing w:before="2" w:line="237" w:lineRule="auto"/>
               <w:ind w:left="105"/>
-              <w:rPr>
-                <w:sz w:val="22"/>
-              </w:rPr>
-            </w:pPr>
-            <w:r>
-              <w:rPr>
-                <w:sz w:val="22"/>
-              </w:rPr>
+            </w:pPr>
+            <w:r>
               <w:t>Project -</w:t>
             </w:r>
             <w:r>
               <w:rPr>
                 <w:spacing w:val="40"/>
-                <w:sz w:val="22"/>
-              </w:rPr>
-              <w:t> </w:t>
-            </w:r>
-            <w:r>
-              <w:rPr>
-                <w:sz w:val="22"/>
-              </w:rPr>
+              </w:rPr>
+              <w:t xml:space="preserve"> </w:t>
+            </w:r>
+            <w:r>
               <w:t>Streamlining IT Procurement: Automating</w:t>
             </w:r>
             <w:r>
               <w:rPr>
                 <w:spacing w:val="-8"/>
-                <w:sz w:val="22"/>
-              </w:rPr>
-              <w:t> </w:t>
-            </w:r>
-            <w:r>
-              <w:rPr>
-                <w:sz w:val="22"/>
-              </w:rPr>
+              </w:rPr>
+              <w:t xml:space="preserve"> </w:t>
+            </w:r>
+            <w:r>
               <w:t>Standard</w:t>
             </w:r>
             <w:r>
               <w:rPr>
                 <w:spacing w:val="-9"/>
-                <w:sz w:val="22"/>
-              </w:rPr>
-              <w:t> </w:t>
-            </w:r>
-            <w:r>
-              <w:rPr>
-                <w:sz w:val="22"/>
-              </w:rPr>
+              </w:rPr>
+              <w:t xml:space="preserve"> </w:t>
+            </w:r>
+            <w:r>
               <w:t>Laptop</w:t>
             </w:r>
             <w:r>
               <w:rPr>
                 <w:spacing w:val="-9"/>
-                <w:sz w:val="22"/>
-              </w:rPr>
-              <w:t> </w:t>
-            </w:r>
-            <w:r>
-              <w:rPr>
-                <w:sz w:val="22"/>
-              </w:rPr>
+              </w:rPr>
+              <w:t xml:space="preserve"> </w:t>
+            </w:r>
+            <w:r>
               <w:t>Orders</w:t>
             </w:r>
             <w:r>
               <w:rPr>
                 <w:spacing w:val="-10"/>
-                <w:sz w:val="22"/>
-              </w:rPr>
-              <w:t> </w:t>
-            </w:r>
-            <w:r>
-              <w:rPr>
-                <w:sz w:val="22"/>
-              </w:rPr>
+              </w:rPr>
+              <w:t xml:space="preserve"> </w:t>
+            </w:r>
+            <w:r>
               <w:t>with</w:t>
             </w:r>
             <w:r>
               <w:rPr>
                 <w:spacing w:val="-9"/>
-                <w:sz w:val="22"/>
-              </w:rPr>
-              <w:t> </w:t>
-            </w:r>
-            <w:r>
-              <w:rPr>
-                <w:sz w:val="22"/>
-              </w:rPr>
+              </w:rPr>
+              <w:t xml:space="preserve"> </w:t>
+            </w:r>
+            <w:r>
               <w:t>Flow</w:t>
             </w:r>
           </w:p>
           <w:p>
             <w:pPr>
               <w:pStyle w:val="TableParagraph"/>
-              <w:spacing w:line="249" w:lineRule="exact" w:before="1"/>
+              <w:spacing w:before="1" w:line="249" w:lineRule="exact"/>
               <w:ind w:left="105"/>
-              <w:rPr>
-                <w:sz w:val="22"/>
-              </w:rPr>
             </w:pPr>
             <w:r>
               <w:rPr>
                 <w:spacing w:val="-2"/>
-                <w:sz w:val="22"/>
               </w:rPr>
               <w:t>Designer</w:t>
             </w:r>
@@ -358,7 +269,7 @@
       </w:tr>
       <w:tr>
         <w:trPr>
-          <w:trHeight w:val="270" w:hRule="atLeast"/>
+          <w:trHeight w:val="270"/>
         </w:trPr>
         <w:tc>
           <w:tcPr>
@@ -367,28 +278,20 @@
           <w:p>
             <w:pPr>
               <w:pStyle w:val="TableParagraph"/>
-              <w:spacing w:line="249" w:lineRule="exact" w:before="1"/>
-              <w:rPr>
-                <w:sz w:val="22"/>
-              </w:rPr>
-            </w:pPr>
-            <w:r>
-              <w:rPr>
-                <w:sz w:val="22"/>
-              </w:rPr>
+              <w:spacing w:before="1" w:line="249" w:lineRule="exact"/>
+            </w:pPr>
+            <w:r>
               <w:t>Maximum</w:t>
             </w:r>
             <w:r>
               <w:rPr>
                 <w:spacing w:val="-4"/>
-                <w:sz w:val="22"/>
-              </w:rPr>
-              <w:t> </w:t>
+              </w:rPr>
+              <w:t xml:space="preserve"> </w:t>
             </w:r>
             <w:r>
               <w:rPr>
                 <w:spacing w:val="-2"/>
-                <w:sz w:val="22"/>
               </w:rPr>
               <w:t>Marks</w:t>
             </w:r>
@@ -413,7 +316,7 @@
     </w:tbl>
     <w:p>
       <w:pPr>
-        <w:spacing w:line="240" w:lineRule="auto" w:before="158"/>
+        <w:spacing w:before="158"/>
         <w:rPr>
           <w:b/>
           <w:sz w:val="24"/>
@@ -425,24 +328,22 @@
         <w:pStyle w:val="Heading2"/>
       </w:pPr>
       <w:r>
-        <w:rPr/>
         <w:t>Model</w:t>
       </w:r>
       <w:r>
         <w:rPr>
           <w:spacing w:val="-4"/>
         </w:rPr>
-        <w:t> </w:t>
-      </w:r>
-      <w:r>
-        <w:rPr/>
+        <w:t xml:space="preserve"> </w:t>
+      </w:r>
+      <w:r>
         <w:t>Performance</w:t>
       </w:r>
       <w:r>
         <w:rPr>
           <w:spacing w:val="-4"/>
         </w:rPr>
-        <w:t> </w:t>
+        <w:t xml:space="preserve"> </w:t>
       </w:r>
       <w:r>
         <w:rPr>
@@ -457,114 +358,103 @@
         <w:spacing w:before="181"/>
       </w:pPr>
       <w:r>
-        <w:rPr/>
         <w:t>Project</w:t>
       </w:r>
       <w:r>
         <w:rPr>
           <w:spacing w:val="-4"/>
         </w:rPr>
-        <w:t> </w:t>
-      </w:r>
-      <w:r>
-        <w:rPr/>
+        <w:t xml:space="preserve"> </w:t>
+      </w:r>
+      <w:r>
         <w:t>team</w:t>
       </w:r>
       <w:r>
         <w:rPr>
           <w:spacing w:val="-3"/>
         </w:rPr>
-        <w:t> </w:t>
-      </w:r>
-      <w:r>
-        <w:rPr/>
+        <w:t xml:space="preserve"> </w:t>
+      </w:r>
+      <w:r>
         <w:t>shall</w:t>
       </w:r>
       <w:r>
         <w:rPr>
           <w:spacing w:val="-4"/>
         </w:rPr>
-        <w:t> </w:t>
-      </w:r>
-      <w:r>
-        <w:rPr/>
+        <w:t xml:space="preserve"> </w:t>
+      </w:r>
+      <w:r>
         <w:t>fill</w:t>
       </w:r>
       <w:r>
         <w:rPr>
           <w:spacing w:val="-2"/>
         </w:rPr>
-        <w:t> </w:t>
-      </w:r>
-      <w:r>
-        <w:rPr/>
+        <w:t xml:space="preserve"> </w:t>
+      </w:r>
+      <w:r>
         <w:t>the</w:t>
       </w:r>
       <w:r>
         <w:rPr>
           <w:spacing w:val="-3"/>
         </w:rPr>
-        <w:t> </w:t>
-      </w:r>
-      <w:r>
-        <w:rPr/>
+        <w:t xml:space="preserve"> </w:t>
+      </w:r>
+      <w:r>
         <w:t>following</w:t>
       </w:r>
       <w:r>
         <w:rPr>
           <w:spacing w:val="-1"/>
         </w:rPr>
-        <w:t> </w:t>
-      </w:r>
-      <w:r>
-        <w:rPr/>
+        <w:t xml:space="preserve"> </w:t>
+      </w:r>
+      <w:r>
         <w:t>information</w:t>
       </w:r>
       <w:r>
         <w:rPr>
           <w:spacing w:val="-4"/>
         </w:rPr>
-        <w:t> </w:t>
-      </w:r>
-      <w:r>
-        <w:rPr/>
+        <w:t xml:space="preserve"> </w:t>
+      </w:r>
+      <w:r>
         <w:t>in</w:t>
       </w:r>
       <w:r>
         <w:rPr>
           <w:spacing w:val="-3"/>
         </w:rPr>
-        <w:t> </w:t>
-      </w:r>
-      <w:r>
-        <w:rPr/>
+        <w:t xml:space="preserve"> </w:t>
+      </w:r>
+      <w:r>
         <w:t>model</w:t>
       </w:r>
       <w:r>
         <w:rPr>
           <w:spacing w:val="1"/>
         </w:rPr>
-        <w:t> </w:t>
-      </w:r>
-      <w:r>
-        <w:rPr/>
+        <w:t xml:space="preserve"> </w:t>
+      </w:r>
+      <w:r>
         <w:t>performance</w:t>
       </w:r>
       <w:r>
         <w:rPr>
           <w:spacing w:val="-2"/>
         </w:rPr>
-        <w:t> </w:t>
-      </w:r>
-      <w:r>
-        <w:rPr/>
+        <w:t xml:space="preserve"> </w:t>
+      </w:r>
+      <w:r>
         <w:t>testing</w:t>
       </w:r>
       <w:r>
         <w:rPr>
           <w:spacing w:val="-1"/>
         </w:rPr>
-        <w:t> </w:t>
+        <w:t xml:space="preserve"> </w:t>
       </w:r>
       <w:r>
         <w:rPr>
@@ -575,7 +465,7 @@
     </w:p>
     <w:p>
       <w:pPr>
-        <w:spacing w:line="240" w:lineRule="auto" w:before="10" w:after="1"/>
+        <w:spacing w:before="10" w:after="1"/>
         <w:rPr>
           <w:sz w:val="14"/>
         </w:rPr>
@@ -584,7 +474,6 @@
     <w:tbl>
       <w:tblPr>
         <w:tblW w:w="0" w:type="auto"/>
-        <w:jc w:val="left"/>
         <w:tblInd w:w="10" w:type="dxa"/>
         <w:tblBorders>
           <w:top w:val="single" w:sz="4" w:space="0" w:color="000000"/>
@@ -596,12 +485,10 @@
         </w:tblBorders>
         <w:tblLayout w:type="fixed"/>
         <w:tblCellMar>
-          <w:top w:w="0" w:type="dxa"/>
           <w:left w:w="0" w:type="dxa"/>
-          <w:bottom w:w="0" w:type="dxa"/>
           <w:right w:w="0" w:type="dxa"/>
         </w:tblCellMar>
-        <w:tblLook w:val="01E0"/>
+        <w:tblLook w:val="01E0" w:firstRow="1" w:lastRow="1" w:firstColumn="1" w:lastColumn="1" w:noHBand="0" w:noVBand="0"/>
       </w:tblPr>
       <w:tblGrid>
         <w:gridCol w:w="735"/>
@@ -611,7 +498,7 @@
       </w:tblGrid>
       <w:tr>
         <w:trPr>
-          <w:trHeight w:val="555" w:hRule="atLeast"/>
+          <w:trHeight w:val="555"/>
         </w:trPr>
         <w:tc>
           <w:tcPr>
@@ -625,16 +512,23 @@
               <w:jc w:val="right"/>
               <w:rPr>
                 <w:b/>
-                <w:sz w:val="22"/>
-              </w:rPr>
-            </w:pPr>
+              </w:rPr>
+            </w:pPr>
+            <w:proofErr w:type="spellStart"/>
             <w:r>
               <w:rPr>
                 <w:b/>
                 <w:spacing w:val="-2"/>
-                <w:sz w:val="22"/>
-              </w:rPr>
-              <w:t>S.No.</w:t>
+              </w:rPr>
+              <w:t>S.No</w:t>
+            </w:r>
+            <w:proofErr w:type="spellEnd"/>
+            <w:r>
+              <w:rPr>
+                <w:b/>
+                <w:spacing w:val="-2"/>
+              </w:rPr>
+              <w:t>.</w:t>
             </w:r>
           </w:p>
         </w:tc>
@@ -648,14 +542,12 @@
               <w:spacing w:line="264" w:lineRule="exact"/>
               <w:rPr>
                 <w:b/>
-                <w:sz w:val="22"/>
               </w:rPr>
             </w:pPr>
             <w:r>
               <w:rPr>
                 <w:b/>
                 <w:spacing w:val="-2"/>
-                <w:sz w:val="22"/>
               </w:rPr>
               <w:t>Parameter</w:t>
             </w:r>
@@ -671,14 +563,12 @@
               <w:spacing w:line="264" w:lineRule="exact"/>
               <w:rPr>
                 <w:b/>
-                <w:sz w:val="22"/>
               </w:rPr>
             </w:pPr>
             <w:r>
               <w:rPr>
                 <w:b/>
                 <w:spacing w:val="-2"/>
-                <w:sz w:val="22"/>
               </w:rPr>
               <w:t>Values</w:t>
             </w:r>
@@ -695,14 +585,12 @@
               <w:ind w:left="109"/>
               <w:rPr>
                 <w:b/>
-                <w:sz w:val="22"/>
               </w:rPr>
             </w:pPr>
             <w:r>
               <w:rPr>
                 <w:b/>
                 <w:spacing w:val="-2"/>
-                <w:sz w:val="22"/>
               </w:rPr>
               <w:t>Screenshot</w:t>
             </w:r>
@@ -711,7 +599,7 @@
       </w:tr>
       <w:tr>
         <w:trPr>
-          <w:trHeight w:val="3225" w:hRule="atLeast"/>
+          <w:trHeight w:val="3225"/>
         </w:trPr>
         <w:tc>
           <w:tcPr>
@@ -722,14 +610,10 @@
               <w:pStyle w:val="TableParagraph"/>
               <w:ind w:left="0" w:right="163"/>
               <w:jc w:val="right"/>
-              <w:rPr>
-                <w:sz w:val="22"/>
-              </w:rPr>
             </w:pPr>
             <w:r>
               <w:rPr>
                 <w:spacing w:val="-5"/>
-                <w:sz w:val="22"/>
               </w:rPr>
               <w:t>1.</w:t>
             </w:r>
@@ -742,14 +626,10 @@
           <w:p>
             <w:pPr>
               <w:pStyle w:val="TableParagraph"/>
-              <w:rPr>
-                <w:sz w:val="22"/>
-              </w:rPr>
             </w:pPr>
             <w:r>
               <w:rPr>
                 <w:color w:val="212121"/>
-                <w:sz w:val="22"/>
               </w:rPr>
               <w:t>Model</w:t>
             </w:r>
@@ -757,15 +637,13 @@
               <w:rPr>
                 <w:color w:val="212121"/>
                 <w:spacing w:val="-1"/>
-                <w:sz w:val="22"/>
-              </w:rPr>
-              <w:t> </w:t>
+              </w:rPr>
+              <w:t xml:space="preserve"> </w:t>
             </w:r>
             <w:r>
               <w:rPr>
                 <w:color w:val="212121"/>
                 <w:spacing w:val="-2"/>
-                <w:sz w:val="22"/>
               </w:rPr>
               <w:t>Summary</w:t>
             </w:r>
@@ -781,13 +659,11 @@
               <w:ind w:right="70"/>
               <w:rPr>
                 <w:b/>
-                <w:sz w:val="22"/>
-              </w:rPr>
-            </w:pPr>
-            <w:r>
-              <w:rPr>
-                <w:b/>
-                <w:sz w:val="22"/>
+              </w:rPr>
+            </w:pPr>
+            <w:r>
+              <w:rPr>
+                <w:b/>
               </w:rPr>
               <w:t>The</w:t>
             </w:r>
@@ -795,14 +671,12 @@
               <w:rPr>
                 <w:b/>
                 <w:spacing w:val="-9"/>
-                <w:sz w:val="22"/>
-              </w:rPr>
-              <w:t> </w:t>
-            </w:r>
-            <w:r>
-              <w:rPr>
-                <w:b/>
-                <w:sz w:val="22"/>
+              </w:rPr>
+              <w:t xml:space="preserve"> </w:t>
+            </w:r>
+            <w:r>
+              <w:rPr>
+                <w:b/>
               </w:rPr>
               <w:t>classification</w:t>
             </w:r>
@@ -810,14 +684,12 @@
               <w:rPr>
                 <w:b/>
                 <w:spacing w:val="-12"/>
-                <w:sz w:val="22"/>
-              </w:rPr>
-              <w:t> </w:t>
-            </w:r>
-            <w:r>
-              <w:rPr>
-                <w:b/>
-                <w:sz w:val="22"/>
+              </w:rPr>
+              <w:t xml:space="preserve"> </w:t>
+            </w:r>
+            <w:r>
+              <w:rPr>
+                <w:b/>
               </w:rPr>
               <w:t>model</w:t>
             </w:r>
@@ -825,14 +697,12 @@
               <w:rPr>
                 <w:b/>
                 <w:spacing w:val="-8"/>
-                <w:sz w:val="22"/>
-              </w:rPr>
-              <w:t> </w:t>
-            </w:r>
-            <w:r>
-              <w:rPr>
-                <w:b/>
-                <w:sz w:val="22"/>
+              </w:rPr>
+              <w:t xml:space="preserve"> </w:t>
+            </w:r>
+            <w:r>
+              <w:rPr>
+                <w:b/>
               </w:rPr>
               <w:t>was</w:t>
             </w:r>
@@ -840,29 +710,39 @@
               <w:rPr>
                 <w:b/>
                 <w:spacing w:val="-11"/>
-                <w:sz w:val="22"/>
-              </w:rPr>
-              <w:t> </w:t>
-            </w:r>
-            <w:r>
-              <w:rPr>
-                <w:b/>
-                <w:sz w:val="22"/>
-              </w:rPr>
-              <w:t>built using a Random Forest architecture and optimized via GridSearchCV. Over 50 training epochs, the model successfully converged without significant overfitting. It achieved a final Training Accuracy of 95% and a Validation Accuracy of 94%, demonstrating</w:t>
+              </w:rPr>
+              <w:t xml:space="preserve"> </w:t>
+            </w:r>
+            <w:r>
+              <w:rPr>
+                <w:b/>
+              </w:rPr>
+              <w:t xml:space="preserve">built using a Random Forest architecture and optimized via </w:t>
+            </w:r>
+            <w:proofErr w:type="spellStart"/>
+            <w:r>
+              <w:rPr>
+                <w:b/>
+              </w:rPr>
+              <w:t>GridSearchCV</w:t>
+            </w:r>
+            <w:proofErr w:type="spellEnd"/>
+            <w:r>
+              <w:rPr>
+                <w:b/>
+              </w:rPr>
+              <w:t>. Over 50 training epochs, the model successfully converged without significant overfitting. It achieved a final Training Accuracy of 95% and a Validation Accuracy of 94%, demonstrating</w:t>
             </w:r>
             <w:r>
               <w:rPr>
                 <w:b/>
                 <w:spacing w:val="-1"/>
-                <w:sz w:val="22"/>
-              </w:rPr>
-              <w:t> </w:t>
-            </w:r>
-            <w:r>
-              <w:rPr>
-                <w:b/>
-                <w:sz w:val="22"/>
+              </w:rPr>
+              <w:t xml:space="preserve"> </w:t>
+            </w:r>
+            <w:r>
+              <w:rPr>
+                <w:b/>
               </w:rPr>
               <w:t>strong generalization capabilities on</w:t>
             </w:r>
@@ -870,16 +750,14 @@
           <w:p>
             <w:pPr>
               <w:pStyle w:val="TableParagraph"/>
-              <w:spacing w:line="249" w:lineRule="exact" w:before="2"/>
-              <w:rPr>
-                <w:b/>
-                <w:sz w:val="22"/>
-              </w:rPr>
-            </w:pPr>
-            <w:r>
-              <w:rPr>
-                <w:b/>
-                <w:sz w:val="22"/>
+              <w:spacing w:before="2" w:line="249" w:lineRule="exact"/>
+              <w:rPr>
+                <w:b/>
+              </w:rPr>
+            </w:pPr>
+            <w:r>
+              <w:rPr>
+                <w:b/>
               </w:rPr>
               <w:t>unseen</w:t>
             </w:r>
@@ -887,15 +765,13 @@
               <w:rPr>
                 <w:b/>
                 <w:spacing w:val="-4"/>
-                <w:sz w:val="22"/>
-              </w:rPr>
-              <w:t> </w:t>
+              </w:rPr>
+              <w:t xml:space="preserve"> </w:t>
             </w:r>
             <w:r>
               <w:rPr>
                 <w:b/>
                 <w:spacing w:val="-2"/>
-                <w:sz w:val="22"/>
               </w:rPr>
               <w:t>data.</w:t>
             </w:r>
@@ -915,25 +791,26 @@
             </w:pPr>
             <w:r>
               <w:rPr>
+                <w:noProof/>
                 <w:sz w:val="20"/>
               </w:rPr>
               <w:drawing>
-                <wp:inline distT="0" distB="0" distL="0" distR="0">
+                <wp:inline distT="0" distB="0" distL="0" distR="0" wp14:anchorId="73E60A24" wp14:editId="5B1FF36C">
                   <wp:extent cx="1654304" cy="1586484"/>
                   <wp:effectExtent l="0" t="0" r="0" b="0"/>
                   <wp:docPr id="1" name="Image 1"/>
                   <wp:cNvGraphicFramePr>
-                    <a:graphicFrameLocks/>
+                    <a:graphicFrameLocks xmlns:a="http://schemas.openxmlformats.org/drawingml/2006/main"/>
                   </wp:cNvGraphicFramePr>
-                  <a:graphic>
+                  <a:graphic xmlns:a="http://schemas.openxmlformats.org/drawingml/2006/main">
                     <a:graphicData uri="http://schemas.openxmlformats.org/drawingml/2006/picture">
-                      <pic:pic>
+                      <pic:pic xmlns:pic="http://schemas.openxmlformats.org/drawingml/2006/picture">
                         <pic:nvPicPr>
                           <pic:cNvPr id="1" name="Image 1"/>
                           <pic:cNvPicPr/>
                         </pic:nvPicPr>
                         <pic:blipFill>
-                          <a:blip r:embed="rId5" cstate="print"/>
+                          <a:blip r:embed="rId4" cstate="print"/>
                           <a:stretch>
                             <a:fillRect/>
                           </a:stretch>
@@ -953,17 +830,12 @@
                 </wp:inline>
               </w:drawing>
             </w:r>
-            <w:r>
-              <w:rPr>
-                <w:sz w:val="20"/>
-              </w:rPr>
-            </w:r>
           </w:p>
         </w:tc>
       </w:tr>
       <w:tr>
         <w:trPr>
-          <w:trHeight w:val="1515" w:hRule="atLeast"/>
+          <w:trHeight w:val="1515"/>
         </w:trPr>
         <w:tc>
           <w:tcPr>
@@ -974,14 +846,10 @@
               <w:pStyle w:val="TableParagraph"/>
               <w:ind w:left="0" w:right="163"/>
               <w:jc w:val="right"/>
-              <w:rPr>
-                <w:sz w:val="22"/>
-              </w:rPr>
             </w:pPr>
             <w:r>
               <w:rPr>
                 <w:spacing w:val="-5"/>
-                <w:sz w:val="22"/>
               </w:rPr>
               <w:t>2.</w:t>
             </w:r>
@@ -995,15 +863,11 @@
             <w:pPr>
               <w:pStyle w:val="TableParagraph"/>
               <w:spacing w:line="264" w:lineRule="exact"/>
-              <w:rPr>
-                <w:sz w:val="22"/>
-              </w:rPr>
             </w:pPr>
             <w:r>
               <w:rPr>
                 <w:color w:val="212121"/>
                 <w:spacing w:val="-2"/>
-                <w:sz w:val="22"/>
               </w:rPr>
               <w:t>Accuracy</w:t>
             </w:r>
@@ -1017,40 +881,26 @@
             <w:pPr>
               <w:pStyle w:val="TableParagraph"/>
               <w:spacing w:line="242" w:lineRule="auto"/>
-              <w:rPr>
-                <w:sz w:val="22"/>
-              </w:rPr>
-            </w:pPr>
-            <w:r>
-              <w:rPr>
-                <w:sz w:val="22"/>
-              </w:rPr>
+            </w:pPr>
+            <w:r>
               <w:t>Training Accuracy – 0.93(93%) Validation</w:t>
             </w:r>
             <w:r>
               <w:rPr>
                 <w:spacing w:val="-13"/>
-                <w:sz w:val="22"/>
-              </w:rPr>
-              <w:t> </w:t>
-            </w:r>
-            <w:r>
-              <w:rPr>
-                <w:sz w:val="22"/>
-              </w:rPr>
+              </w:rPr>
+              <w:t xml:space="preserve"> </w:t>
+            </w:r>
+            <w:r>
               <w:t>Accuracy</w:t>
             </w:r>
             <w:r>
               <w:rPr>
                 <w:spacing w:val="-12"/>
-                <w:sz w:val="22"/>
-              </w:rPr>
-              <w:t> </w:t>
-            </w:r>
-            <w:r>
-              <w:rPr>
-                <w:sz w:val="22"/>
-              </w:rPr>
+              </w:rPr>
+              <w:t xml:space="preserve"> </w:t>
+            </w:r>
+            <w:r>
               <w:t>–0.94(94%)</w:t>
             </w:r>
           </w:p>
@@ -1069,25 +919,26 @@
             </w:pPr>
             <w:r>
               <w:rPr>
+                <w:noProof/>
                 <w:sz w:val="20"/>
               </w:rPr>
               <w:drawing>
-                <wp:inline distT="0" distB="0" distL="0" distR="0">
+                <wp:inline distT="0" distB="0" distL="0" distR="0" wp14:anchorId="73CA693F" wp14:editId="37348F1F">
                   <wp:extent cx="1659984" cy="960120"/>
                   <wp:effectExtent l="0" t="0" r="0" b="0"/>
                   <wp:docPr id="2" name="Image 2"/>
                   <wp:cNvGraphicFramePr>
-                    <a:graphicFrameLocks/>
+                    <a:graphicFrameLocks xmlns:a="http://schemas.openxmlformats.org/drawingml/2006/main"/>
                   </wp:cNvGraphicFramePr>
-                  <a:graphic>
+                  <a:graphic xmlns:a="http://schemas.openxmlformats.org/drawingml/2006/main">
                     <a:graphicData uri="http://schemas.openxmlformats.org/drawingml/2006/picture">
-                      <pic:pic>
+                      <pic:pic xmlns:pic="http://schemas.openxmlformats.org/drawingml/2006/picture">
                         <pic:nvPicPr>
                           <pic:cNvPr id="2" name="Image 2"/>
                           <pic:cNvPicPr/>
                         </pic:nvPicPr>
                         <pic:blipFill>
-                          <a:blip r:embed="rId6" cstate="print"/>
+                          <a:blip r:embed="rId5" cstate="print"/>
                           <a:stretch>
                             <a:fillRect/>
                           </a:stretch>
@@ -1107,17 +958,12 @@
                 </wp:inline>
               </w:drawing>
             </w:r>
-            <w:r>
-              <w:rPr>
-                <w:sz w:val="20"/>
-              </w:rPr>
-            </w:r>
           </w:p>
         </w:tc>
       </w:tr>
       <w:tr>
         <w:trPr>
-          <w:trHeight w:val="814" w:hRule="atLeast"/>
+          <w:trHeight w:val="814"/>
         </w:trPr>
         <w:tc>
           <w:tcPr>
@@ -1128,14 +974,10 @@
               <w:pStyle w:val="TableParagraph"/>
               <w:ind w:left="0" w:right="163"/>
               <w:jc w:val="right"/>
-              <w:rPr>
-                <w:sz w:val="22"/>
-              </w:rPr>
             </w:pPr>
             <w:r>
               <w:rPr>
                 <w:spacing w:val="-5"/>
-                <w:sz w:val="22"/>
               </w:rPr>
               <w:t>3.</w:t>
             </w:r>
@@ -1149,14 +991,10 @@
             <w:pPr>
               <w:pStyle w:val="TableParagraph"/>
               <w:spacing w:line="242" w:lineRule="auto"/>
-              <w:rPr>
-                <w:sz w:val="22"/>
-              </w:rPr>
             </w:pPr>
             <w:r>
               <w:rPr>
                 <w:color w:val="212121"/>
-                <w:sz w:val="22"/>
               </w:rPr>
               <w:t>Fine</w:t>
             </w:r>
@@ -1164,29 +1002,28 @@
               <w:rPr>
                 <w:color w:val="212121"/>
                 <w:spacing w:val="-13"/>
-                <w:sz w:val="22"/>
-              </w:rPr>
-              <w:t> </w:t>
-            </w:r>
+              </w:rPr>
+              <w:t xml:space="preserve"> </w:t>
+            </w:r>
+            <w:proofErr w:type="spellStart"/>
             <w:r>
               <w:rPr>
                 <w:color w:val="212121"/>
-                <w:sz w:val="22"/>
               </w:rPr>
               <w:t>Tunning</w:t>
             </w:r>
+            <w:proofErr w:type="spellEnd"/>
             <w:r>
               <w:rPr>
                 <w:color w:val="212121"/>
                 <w:spacing w:val="-12"/>
-                <w:sz w:val="22"/>
-              </w:rPr>
-              <w:t> </w:t>
-            </w:r>
+              </w:rPr>
+              <w:t xml:space="preserve"> </w:t>
+            </w:r>
+            <w:proofErr w:type="gramStart"/>
             <w:r>
               <w:rPr>
                 <w:color w:val="212121"/>
-                <w:sz w:val="22"/>
               </w:rPr>
               <w:t>Result(</w:t>
             </w:r>
@@ -1194,24 +1031,37 @@
               <w:rPr>
                 <w:color w:val="212121"/>
                 <w:spacing w:val="-13"/>
-                <w:sz w:val="22"/>
-              </w:rPr>
-              <w:t> </w:t>
+              </w:rPr>
+              <w:t xml:space="preserve"> </w:t>
             </w:r>
             <w:r>
               <w:rPr>
                 <w:color w:val="212121"/>
-                <w:sz w:val="22"/>
-              </w:rPr>
-              <w:t>if </w:t>
-            </w:r>
+              </w:rPr>
+              <w:t>if</w:t>
+            </w:r>
+            <w:proofErr w:type="gramEnd"/>
+            <w:r>
+              <w:rPr>
+                <w:color w:val="212121"/>
+              </w:rPr>
+              <w:t xml:space="preserve"> </w:t>
+            </w:r>
+            <w:proofErr w:type="gramStart"/>
             <w:r>
               <w:rPr>
                 <w:color w:val="212121"/>
                 <w:spacing w:val="-2"/>
-                <w:sz w:val="22"/>
-              </w:rPr>
-              <w:t>Done)</w:t>
+              </w:rPr>
+              <w:t>Done</w:t>
+            </w:r>
+            <w:proofErr w:type="gramEnd"/>
+            <w:r>
+              <w:rPr>
+                <w:color w:val="212121"/>
+                <w:spacing w:val="-2"/>
+              </w:rPr>
+              <w:t>)</w:t>
             </w:r>
           </w:p>
         </w:tc>
@@ -1223,40 +1073,28 @@
             <w:pPr>
               <w:pStyle w:val="TableParagraph"/>
               <w:spacing w:line="264" w:lineRule="exact"/>
-              <w:rPr>
-                <w:sz w:val="22"/>
-              </w:rPr>
-            </w:pPr>
-            <w:r>
-              <w:rPr>
-                <w:sz w:val="22"/>
-              </w:rPr>
+            </w:pPr>
+            <w:r>
               <w:t>Validation</w:t>
             </w:r>
             <w:r>
               <w:rPr>
                 <w:spacing w:val="-6"/>
-                <w:sz w:val="22"/>
-              </w:rPr>
-              <w:t> </w:t>
-            </w:r>
-            <w:r>
-              <w:rPr>
-                <w:sz w:val="22"/>
-              </w:rPr>
+              </w:rPr>
+              <w:t xml:space="preserve"> </w:t>
+            </w:r>
+            <w:r>
               <w:t>Accuracy</w:t>
             </w:r>
             <w:r>
               <w:rPr>
                 <w:spacing w:val="-4"/>
-                <w:sz w:val="22"/>
-              </w:rPr>
-              <w:t> </w:t>
+              </w:rPr>
+              <w:t xml:space="preserve"> </w:t>
             </w:r>
             <w:r>
               <w:rPr>
                 <w:spacing w:val="-10"/>
-                <w:sz w:val="22"/>
               </w:rPr>
               <w:t>-</w:t>
             </w:r>
@@ -1272,31 +1110,32 @@
               <w:ind w:left="0"/>
               <w:rPr>
                 <w:rFonts w:ascii="Times New Roman"/>
-                <w:sz w:val="22"/>
               </w:rPr>
             </w:pPr>
           </w:p>
         </w:tc>
       </w:tr>
     </w:tbl>
+    <w:p/>
     <w:sectPr>
       <w:type w:val="continuous"/>
       <w:pgSz w:w="12240" w:h="15840"/>
-      <w:pgMar w:top="1360" w:bottom="280" w:left="1440" w:right="1440"/>
+      <w:pgMar w:top="1360" w:right="1440" w:bottom="280" w:left="1440" w:header="720" w:footer="720" w:gutter="0"/>
+      <w:cols w:space="720"/>
     </w:sectPr>
   </w:body>
 </w:document>
 </file>
 
 <file path=word/styles.xml><?xml version="1.0" encoding="utf-8"?>
-<w:styles xmlns:r="http://schemas.openxmlformats.org/officeDocument/2006/relationships" xmlns:w="http://schemas.openxmlformats.org/wordprocessingml/2006/main">
+<w:styles xmlns:mc="http://schemas.openxmlformats.org/markup-compatibility/2006" xmlns:r="http://schemas.openxmlformats.org/officeDocument/2006/relationships" xmlns:w="http://schemas.openxmlformats.org/wordprocessingml/2006/main" xmlns:w14="http://schemas.microsoft.com/office/word/2010/wordml" xmlns:w15="http://schemas.microsoft.com/office/word/2012/wordml" xmlns:w16cex="http://schemas.microsoft.com/office/word/2018/wordml/cex" xmlns:w16cid="http://schemas.microsoft.com/office/word/2016/wordml/cid" xmlns:w16="http://schemas.microsoft.com/office/word/2018/wordml" xmlns:w16du="http://schemas.microsoft.com/office/word/2023/wordml/word16du" xmlns:w16sdtdh="http://schemas.microsoft.com/office/word/2020/wordml/sdtdatahash" xmlns:w16sdtfl="http://schemas.microsoft.com/office/word/2024/wordml/sdtformatlock" xmlns:w16se="http://schemas.microsoft.com/office/word/2015/wordml/symex" mc:Ignorable="w14 w15 w16se w16cid w16 w16cex w16sdtdh w16sdtfl w16du">
   <w:docDefaults>
     <w:rPrDefault>
       <w:rPr>
-        <w:rFonts w:cstheme="minorBidi" w:hAnsiTheme="minorHAnsi" w:eastAsiaTheme="minorHAnsi" w:asciiTheme="minorHAnsi"/>
+        <w:rFonts w:asciiTheme="minorHAnsi" w:eastAsiaTheme="minorHAnsi" w:hAnsiTheme="minorHAnsi" w:cstheme="minorBidi"/>
         <w:sz w:val="22"/>
         <w:szCs w:val="22"/>
-        <w:lang w:val="en-US" w:bidi="ar-SA" w:eastAsia="en-US"/>
+        <w:lang w:val="en-US" w:eastAsia="en-US" w:bidi="ar-SA"/>
       </w:rPr>
     </w:rPrDefault>
     <w:pPrDefault>
@@ -1304,51 +1143,454 @@
         <w:widowControl w:val="0"/>
         <w:autoSpaceDE w:val="0"/>
         <w:autoSpaceDN w:val="0"/>
-        <w:spacing w:lineRule="auto" w:line="240" w:before="0" w:after="0"/>
-        <w:ind w:left="0" w:right="0"/>
-        <w:jc w:val="left"/>
       </w:pPr>
     </w:pPrDefault>
   </w:docDefaults>
-  <w:style w:styleId="DefaultParagraphFont" w:default="1" w:type="character">
+  <w:latentStyles w:defLockedState="0" w:defUIPriority="99" w:defSemiHidden="0" w:defUnhideWhenUsed="0" w:defQFormat="0" w:count="376">
+    <w:lsdException w:name="Normal" w:uiPriority="0" w:qFormat="1"/>
+    <w:lsdException w:name="heading 1" w:uiPriority="9" w:qFormat="1"/>
+    <w:lsdException w:name="heading 2" w:semiHidden="1" w:uiPriority="9" w:unhideWhenUsed="1" w:qFormat="1"/>
+    <w:lsdException w:name="heading 3" w:semiHidden="1" w:uiPriority="9" w:unhideWhenUsed="1" w:qFormat="1"/>
+    <w:lsdException w:name="heading 4" w:semiHidden="1" w:uiPriority="9" w:unhideWhenUsed="1" w:qFormat="1"/>
+    <w:lsdException w:name="heading 5" w:semiHidden="1" w:uiPriority="9" w:unhideWhenUsed="1" w:qFormat="1"/>
+    <w:lsdException w:name="heading 6" w:semiHidden="1" w:uiPriority="9" w:unhideWhenUsed="1" w:qFormat="1"/>
+    <w:lsdException w:name="heading 7" w:semiHidden="1" w:uiPriority="9" w:unhideWhenUsed="1" w:qFormat="1"/>
+    <w:lsdException w:name="heading 8" w:semiHidden="1" w:uiPriority="9" w:unhideWhenUsed="1" w:qFormat="1"/>
+    <w:lsdException w:name="heading 9" w:semiHidden="1" w:uiPriority="9" w:unhideWhenUsed="1" w:qFormat="1"/>
+    <w:lsdException w:name="index 1" w:semiHidden="1" w:unhideWhenUsed="1"/>
+    <w:lsdException w:name="index 2" w:semiHidden="1" w:unhideWhenUsed="1"/>
+    <w:lsdException w:name="index 3" w:semiHidden="1" w:unhideWhenUsed="1"/>
+    <w:lsdException w:name="index 4" w:semiHidden="1" w:unhideWhenUsed="1"/>
+    <w:lsdException w:name="index 5" w:semiHidden="1" w:unhideWhenUsed="1"/>
+    <w:lsdException w:name="index 6" w:semiHidden="1" w:unhideWhenUsed="1"/>
+    <w:lsdException w:name="index 7" w:semiHidden="1" w:unhideWhenUsed="1"/>
+    <w:lsdException w:name="index 8" w:semiHidden="1" w:unhideWhenUsed="1"/>
+    <w:lsdException w:name="index 9" w:semiHidden="1" w:unhideWhenUsed="1"/>
+    <w:lsdException w:name="toc 1" w:semiHidden="1" w:uiPriority="39" w:unhideWhenUsed="1"/>
+    <w:lsdException w:name="toc 2" w:semiHidden="1" w:uiPriority="39" w:unhideWhenUsed="1"/>
+    <w:lsdException w:name="toc 3" w:semiHidden="1" w:uiPriority="39" w:unhideWhenUsed="1"/>
+    <w:lsdException w:name="toc 4" w:semiHidden="1" w:uiPriority="39" w:unhideWhenUsed="1"/>
+    <w:lsdException w:name="toc 5" w:semiHidden="1" w:uiPriority="39" w:unhideWhenUsed="1"/>
+    <w:lsdException w:name="toc 6" w:semiHidden="1" w:uiPriority="39" w:unhideWhenUsed="1"/>
+    <w:lsdException w:name="toc 7" w:semiHidden="1" w:uiPriority="39" w:unhideWhenUsed="1"/>
+    <w:lsdException w:name="toc 8" w:semiHidden="1" w:uiPriority="39" w:unhideWhenUsed="1"/>
+    <w:lsdException w:name="toc 9" w:semiHidden="1" w:uiPriority="39" w:unhideWhenUsed="1"/>
+    <w:lsdException w:name="Normal Indent" w:semiHidden="1" w:unhideWhenUsed="1"/>
+    <w:lsdException w:name="footnote text" w:semiHidden="1" w:unhideWhenUsed="1"/>
+    <w:lsdException w:name="annotation text" w:semiHidden="1" w:unhideWhenUsed="1"/>
+    <w:lsdException w:name="header" w:semiHidden="1" w:unhideWhenUsed="1"/>
+    <w:lsdException w:name="footer" w:semiHidden="1" w:unhideWhenUsed="1"/>
+    <w:lsdException w:name="index heading" w:semiHidden="1" w:unhideWhenUsed="1"/>
+    <w:lsdException w:name="caption" w:semiHidden="1" w:uiPriority="35" w:unhideWhenUsed="1" w:qFormat="1"/>
+    <w:lsdException w:name="table of figures" w:semiHidden="1" w:unhideWhenUsed="1"/>
+    <w:lsdException w:name="envelope address" w:semiHidden="1" w:unhideWhenUsed="1"/>
+    <w:lsdException w:name="envelope return" w:semiHidden="1" w:unhideWhenUsed="1"/>
+    <w:lsdException w:name="footnote reference" w:semiHidden="1" w:unhideWhenUsed="1"/>
+    <w:lsdException w:name="annotation reference" w:semiHidden="1" w:unhideWhenUsed="1"/>
+    <w:lsdException w:name="line number" w:semiHidden="1" w:unhideWhenUsed="1"/>
+    <w:lsdException w:name="page number" w:semiHidden="1" w:unhideWhenUsed="1"/>
+    <w:lsdException w:name="endnote reference" w:semiHidden="1" w:unhideWhenUsed="1"/>
+    <w:lsdException w:name="endnote text" w:semiHidden="1" w:unhideWhenUsed="1"/>
+    <w:lsdException w:name="table of authorities" w:semiHidden="1" w:unhideWhenUsed="1"/>
+    <w:lsdException w:name="macro" w:semiHidden="1" w:unhideWhenUsed="1"/>
+    <w:lsdException w:name="toa heading" w:semiHidden="1" w:unhideWhenUsed="1"/>
+    <w:lsdException w:name="List" w:semiHidden="1" w:unhideWhenUsed="1"/>
+    <w:lsdException w:name="List Bullet" w:semiHidden="1" w:unhideWhenUsed="1"/>
+    <w:lsdException w:name="List Number" w:semiHidden="1" w:unhideWhenUsed="1"/>
+    <w:lsdException w:name="List 2" w:semiHidden="1" w:unhideWhenUsed="1"/>
+    <w:lsdException w:name="List 3" w:semiHidden="1" w:unhideWhenUsed="1"/>
+    <w:lsdException w:name="List 4" w:semiHidden="1" w:unhideWhenUsed="1"/>
+    <w:lsdException w:name="List 5" w:semiHidden="1" w:unhideWhenUsed="1"/>
+    <w:lsdException w:name="List Bullet 2" w:semiHidden="1" w:unhideWhenUsed="1"/>
+    <w:lsdException w:name="List Bullet 3" w:semiHidden="1" w:unhideWhenUsed="1"/>
+    <w:lsdException w:name="List Bullet 4" w:semiHidden="1" w:unhideWhenUsed="1"/>
+    <w:lsdException w:name="List Bullet 5" w:semiHidden="1" w:unhideWhenUsed="1"/>
+    <w:lsdException w:name="List Number 2" w:semiHidden="1" w:unhideWhenUsed="1"/>
+    <w:lsdException w:name="List Number 3" w:semiHidden="1" w:unhideWhenUsed="1"/>
+    <w:lsdException w:name="List Number 4" w:semiHidden="1" w:unhideWhenUsed="1"/>
+    <w:lsdException w:name="List Number 5" w:semiHidden="1" w:unhideWhenUsed="1"/>
+    <w:lsdException w:name="Title" w:uiPriority="10" w:qFormat="1"/>
+    <w:lsdException w:name="Closing" w:semiHidden="1" w:unhideWhenUsed="1"/>
+    <w:lsdException w:name="Signature" w:semiHidden="1" w:unhideWhenUsed="1"/>
+    <w:lsdException w:name="Default Paragraph Font" w:semiHidden="1" w:uiPriority="1" w:unhideWhenUsed="1"/>
+    <w:lsdException w:name="Body Text" w:semiHidden="1" w:unhideWhenUsed="1"/>
+    <w:lsdException w:name="Body Text Indent" w:semiHidden="1" w:unhideWhenUsed="1"/>
+    <w:lsdException w:name="List Continue" w:semiHidden="1" w:unhideWhenUsed="1"/>
+    <w:lsdException w:name="List Continue 2" w:semiHidden="1" w:unhideWhenUsed="1"/>
+    <w:lsdException w:name="List Continue 3" w:semiHidden="1" w:unhideWhenUsed="1"/>
+    <w:lsdException w:name="List Continue 4" w:semiHidden="1" w:unhideWhenUsed="1"/>
+    <w:lsdException w:name="List Continue 5" w:semiHidden="1" w:unhideWhenUsed="1"/>
+    <w:lsdException w:name="Message Header" w:semiHidden="1" w:unhideWhenUsed="1"/>
+    <w:lsdException w:name="Subtitle" w:uiPriority="11" w:qFormat="1"/>
+    <w:lsdException w:name="Salutation" w:semiHidden="1" w:unhideWhenUsed="1"/>
+    <w:lsdException w:name="Date" w:semiHidden="1" w:unhideWhenUsed="1"/>
+    <w:lsdException w:name="Body Text First Indent" w:semiHidden="1" w:unhideWhenUsed="1"/>
+    <w:lsdException w:name="Body Text First Indent 2" w:semiHidden="1" w:unhideWhenUsed="1"/>
+    <w:lsdException w:name="Note Heading" w:semiHidden="1" w:unhideWhenUsed="1"/>
+    <w:lsdException w:name="Body Text 2" w:semiHidden="1" w:unhideWhenUsed="1"/>
+    <w:lsdException w:name="Body Text 3" w:semiHidden="1" w:unhideWhenUsed="1"/>
+    <w:lsdException w:name="Body Text Indent 2" w:semiHidden="1" w:unhideWhenUsed="1"/>
+    <w:lsdException w:name="Body Text Indent 3" w:semiHidden="1" w:unhideWhenUsed="1"/>
+    <w:lsdException w:name="Block Text" w:semiHidden="1" w:unhideWhenUsed="1"/>
+    <w:lsdException w:name="Hyperlink" w:semiHidden="1" w:unhideWhenUsed="1"/>
+    <w:lsdException w:name="FollowedHyperlink" w:semiHidden="1" w:unhideWhenUsed="1"/>
+    <w:lsdException w:name="Strong" w:uiPriority="22" w:qFormat="1"/>
+    <w:lsdException w:name="Emphasis" w:uiPriority="20" w:qFormat="1"/>
+    <w:lsdException w:name="Document Map" w:semiHidden="1" w:unhideWhenUsed="1"/>
+    <w:lsdException w:name="Plain Text" w:semiHidden="1" w:unhideWhenUsed="1"/>
+    <w:lsdException w:name="E-mail Signature" w:semiHidden="1" w:unhideWhenUsed="1"/>
+    <w:lsdException w:name="HTML Top of Form" w:semiHidden="1" w:unhideWhenUsed="1"/>
+    <w:lsdException w:name="HTML Bottom of Form" w:semiHidden="1" w:unhideWhenUsed="1"/>
+    <w:lsdException w:name="Normal (Web)" w:semiHidden="1" w:unhideWhenUsed="1"/>
+    <w:lsdException w:name="HTML Acronym" w:semiHidden="1" w:unhideWhenUsed="1"/>
+    <w:lsdException w:name="HTML Address" w:semiHidden="1" w:unhideWhenUsed="1"/>
+    <w:lsdException w:name="HTML Cite" w:semiHidden="1" w:unhideWhenUsed="1"/>
+    <w:lsdException w:name="HTML Code" w:semiHidden="1" w:unhideWhenUsed="1"/>
+    <w:lsdException w:name="HTML Definition" w:semiHidden="1" w:unhideWhenUsed="1"/>
+    <w:lsdException w:name="HTML Keyboard" w:semiHidden="1" w:unhideWhenUsed="1"/>
+    <w:lsdException w:name="HTML Preformatted" w:semiHidden="1" w:unhideWhenUsed="1"/>
+    <w:lsdException w:name="HTML Sample" w:semiHidden="1" w:unhideWhenUsed="1"/>
+    <w:lsdException w:name="HTML Typewriter" w:semiHidden="1" w:unhideWhenUsed="1"/>
+    <w:lsdException w:name="HTML Variable" w:semiHidden="1" w:unhideWhenUsed="1"/>
+    <w:lsdException w:name="Normal Table" w:semiHidden="1" w:unhideWhenUsed="1"/>
+    <w:lsdException w:name="annotation subject" w:semiHidden="1" w:unhideWhenUsed="1"/>
+    <w:lsdException w:name="No List" w:semiHidden="1" w:unhideWhenUsed="1"/>
+    <w:lsdException w:name="Outline List 1" w:semiHidden="1" w:unhideWhenUsed="1"/>
+    <w:lsdException w:name="Outline List 2" w:semiHidden="1" w:unhideWhenUsed="1"/>
+    <w:lsdException w:name="Outline List 3" w:semiHidden="1" w:unhideWhenUsed="1"/>
+    <w:lsdException w:name="Table Simple 1" w:semiHidden="1" w:unhideWhenUsed="1"/>
+    <w:lsdException w:name="Table Simple 2" w:semiHidden="1" w:unhideWhenUsed="1"/>
+    <w:lsdException w:name="Table Simple 3" w:semiHidden="1" w:unhideWhenUsed="1"/>
+    <w:lsdException w:name="Table Classic 1" w:semiHidden="1" w:unhideWhenUsed="1"/>
+    <w:lsdException w:name="Table Classic 2" w:semiHidden="1" w:unhideWhenUsed="1"/>
+    <w:lsdException w:name="Table Classic 3" w:semiHidden="1" w:unhideWhenUsed="1"/>
+    <w:lsdException w:name="Table Classic 4" w:semiHidden="1" w:unhideWhenUsed="1"/>
+    <w:lsdException w:name="Table Colorful 1" w:semiHidden="1" w:unhideWhenUsed="1"/>
+    <w:lsdException w:name="Table Colorful 2" w:semiHidden="1" w:unhideWhenUsed="1"/>
+    <w:lsdException w:name="Table Colorful 3" w:semiHidden="1" w:unhideWhenUsed="1"/>
+    <w:lsdException w:name="Table Columns 1" w:semiHidden="1" w:unhideWhenUsed="1"/>
+    <w:lsdException w:name="Table Columns 2" w:semiHidden="1" w:unhideWhenUsed="1"/>
+    <w:lsdException w:name="Table Columns 3" w:semiHidden="1" w:unhideWhenUsed="1"/>
+    <w:lsdException w:name="Table Columns 4" w:semiHidden="1" w:unhideWhenUsed="1"/>
+    <w:lsdException w:name="Table Columns 5" w:semiHidden="1" w:unhideWhenUsed="1"/>
+    <w:lsdException w:name="Table Grid 1" w:semiHidden="1" w:unhideWhenUsed="1"/>
+    <w:lsdException w:name="Table Grid 2" w:semiHidden="1" w:unhideWhenUsed="1"/>
+    <w:lsdException w:name="Table Grid 3" w:semiHidden="1" w:unhideWhenUsed="1"/>
+    <w:lsdException w:name="Table Grid 4" w:semiHidden="1" w:unhideWhenUsed="1"/>
+    <w:lsdException w:name="Table Grid 5" w:semiHidden="1" w:unhideWhenUsed="1"/>
+    <w:lsdException w:name="Table Grid 6" w:semiHidden="1" w:unhideWhenUsed="1"/>
+    <w:lsdException w:name="Table Grid 7" w:semiHidden="1" w:unhideWhenUsed="1"/>
+    <w:lsdException w:name="Table Grid 8" w:semiHidden="1" w:unhideWhenUsed="1"/>
+    <w:lsdException w:name="Table List 1" w:semiHidden="1" w:unhideWhenUsed="1"/>
+    <w:lsdException w:name="Table List 2" w:semiHidden="1" w:unhideWhenUsed="1"/>
+    <w:lsdException w:name="Table List 3" w:semiHidden="1" w:unhideWhenUsed="1"/>
+    <w:lsdException w:name="Table List 4" w:semiHidden="1" w:unhideWhenUsed="1"/>
+    <w:lsdException w:name="Table List 5" w:semiHidden="1" w:unhideWhenUsed="1"/>
+    <w:lsdException w:name="Table List 6" w:semiHidden="1" w:unhideWhenUsed="1"/>
+    <w:lsdException w:name="Table List 7" w:semiHidden="1" w:unhideWhenUsed="1"/>
+    <w:lsdException w:name="Table List 8" w:semiHidden="1" w:unhideWhenUsed="1"/>
+    <w:lsdException w:name="Table 3D effects 1" w:semiHidden="1" w:unhideWhenUsed="1"/>
+    <w:lsdException w:name="Table 3D effects 2" w:semiHidden="1" w:unhideWhenUsed="1"/>
+    <w:lsdException w:name="Table 3D effects 3" w:semiHidden="1" w:unhideWhenUsed="1"/>
+    <w:lsdException w:name="Table Contemporary" w:semiHidden="1" w:unhideWhenUsed="1"/>
+    <w:lsdException w:name="Table Elegant" w:semiHidden="1" w:unhideWhenUsed="1"/>
+    <w:lsdException w:name="Table Professional" w:semiHidden="1" w:unhideWhenUsed="1"/>
+    <w:lsdException w:name="Table Subtle 1" w:semiHidden="1" w:unhideWhenUsed="1"/>
+    <w:lsdException w:name="Table Subtle 2" w:semiHidden="1" w:unhideWhenUsed="1"/>
+    <w:lsdException w:name="Table Web 1" w:semiHidden="1" w:unhideWhenUsed="1"/>
+    <w:lsdException w:name="Table Web 2" w:semiHidden="1" w:unhideWhenUsed="1"/>
+    <w:lsdException w:name="Table Web 3" w:semiHidden="1" w:unhideWhenUsed="1"/>
+    <w:lsdException w:name="Balloon Text" w:semiHidden="1" w:unhideWhenUsed="1"/>
+    <w:lsdException w:name="Table Grid" w:uiPriority="39"/>
+    <w:lsdException w:name="Table Theme" w:semiHidden="1" w:unhideWhenUsed="1"/>
+    <w:lsdException w:name="Placeholder Text" w:semiHidden="1"/>
+    <w:lsdException w:name="No Spacing" w:uiPriority="1" w:qFormat="1"/>
+    <w:lsdException w:name="Light Shading" w:uiPriority="60"/>
+    <w:lsdException w:name="Light List" w:uiPriority="61"/>
+    <w:lsdException w:name="Light Grid" w:uiPriority="62"/>
+    <w:lsdException w:name="Medium Shading 1" w:uiPriority="63"/>
+    <w:lsdException w:name="Medium Shading 2" w:uiPriority="64"/>
+    <w:lsdException w:name="Medium List 1" w:uiPriority="65"/>
+    <w:lsdException w:name="Medium List 2" w:uiPriority="66"/>
+    <w:lsdException w:name="Medium Grid 1" w:uiPriority="67"/>
+    <w:lsdException w:name="Medium Grid 2" w:uiPriority="68"/>
+    <w:lsdException w:name="Medium Grid 3" w:uiPriority="69"/>
+    <w:lsdException w:name="Dark List" w:uiPriority="70"/>
+    <w:lsdException w:name="Colorful Shading" w:uiPriority="71"/>
+    <w:lsdException w:name="Colorful List" w:uiPriority="72"/>
+    <w:lsdException w:name="Colorful Grid" w:uiPriority="73"/>
+    <w:lsdException w:name="Light Shading Accent 1" w:uiPriority="60"/>
+    <w:lsdException w:name="Light List Accent 1" w:uiPriority="61"/>
+    <w:lsdException w:name="Light Grid Accent 1" w:uiPriority="62"/>
+    <w:lsdException w:name="Medium Shading 1 Accent 1" w:uiPriority="63"/>
+    <w:lsdException w:name="Medium Shading 2 Accent 1" w:uiPriority="64"/>
+    <w:lsdException w:name="Medium List 1 Accent 1" w:uiPriority="65"/>
+    <w:lsdException w:name="Revision" w:semiHidden="1"/>
+    <w:lsdException w:name="List Paragraph" w:uiPriority="34" w:qFormat="1"/>
+    <w:lsdException w:name="Quote" w:uiPriority="29" w:qFormat="1"/>
+    <w:lsdException w:name="Intense Quote" w:uiPriority="30" w:qFormat="1"/>
+    <w:lsdException w:name="Medium List 2 Accent 1" w:uiPriority="66"/>
+    <w:lsdException w:name="Medium Grid 1 Accent 1" w:uiPriority="67"/>
+    <w:lsdException w:name="Medium Grid 2 Accent 1" w:uiPriority="68"/>
+    <w:lsdException w:name="Medium Grid 3 Accent 1" w:uiPriority="69"/>
+    <w:lsdException w:name="Dark List Accent 1" w:uiPriority="70"/>
+    <w:lsdException w:name="Colorful Shading Accent 1" w:uiPriority="71"/>
+    <w:lsdException w:name="Colorful List Accent 1" w:uiPriority="72"/>
+    <w:lsdException w:name="Colorful Grid Accent 1" w:uiPriority="73"/>
+    <w:lsdException w:name="Light Shading Accent 2" w:uiPriority="60"/>
+    <w:lsdException w:name="Light List Accent 2" w:uiPriority="61"/>
+    <w:lsdException w:name="Light Grid Accent 2" w:uiPriority="62"/>
+    <w:lsdException w:name="Medium Shading 1 Accent 2" w:uiPriority="63"/>
+    <w:lsdException w:name="Medium Shading 2 Accent 2" w:uiPriority="64"/>
+    <w:lsdException w:name="Medium List 1 Accent 2" w:uiPriority="65"/>
+    <w:lsdException w:name="Medium List 2 Accent 2" w:uiPriority="66"/>
+    <w:lsdException w:name="Medium Grid 1 Accent 2" w:uiPriority="67"/>
+    <w:lsdException w:name="Medium Grid 2 Accent 2" w:uiPriority="68"/>
+    <w:lsdException w:name="Medium Grid 3 Accent 2" w:uiPriority="69"/>
+    <w:lsdException w:name="Dark List Accent 2" w:uiPriority="70"/>
+    <w:lsdException w:name="Colorful Shading Accent 2" w:uiPriority="71"/>
+    <w:lsdException w:name="Colorful List Accent 2" w:uiPriority="72"/>
+    <w:lsdException w:name="Colorful Grid Accent 2" w:uiPriority="73"/>
+    <w:lsdException w:name="Light Shading Accent 3" w:uiPriority="60"/>
+    <w:lsdException w:name="Light List Accent 3" w:uiPriority="61"/>
+    <w:lsdException w:name="Light Grid Accent 3" w:uiPriority="62"/>
+    <w:lsdException w:name="Medium Shading 1 Accent 3" w:uiPriority="63"/>
+    <w:lsdException w:name="Medium Shading 2 Accent 3" w:uiPriority="64"/>
+    <w:lsdException w:name="Medium List 1 Accent 3" w:uiPriority="65"/>
+    <w:lsdException w:name="Medium List 2 Accent 3" w:uiPriority="66"/>
+    <w:lsdException w:name="Medium Grid 1 Accent 3" w:uiPriority="67"/>
+    <w:lsdException w:name="Medium Grid 2 Accent 3" w:uiPriority="68"/>
+    <w:lsdException w:name="Medium Grid 3 Accent 3" w:uiPriority="69"/>
+    <w:lsdException w:name="Dark List Accent 3" w:uiPriority="70"/>
+    <w:lsdException w:name="Colorful Shading Accent 3" w:uiPriority="71"/>
+    <w:lsdException w:name="Colorful List Accent 3" w:uiPriority="72"/>
+    <w:lsdException w:name="Colorful Grid Accent 3" w:uiPriority="73"/>
+    <w:lsdException w:name="Light Shading Accent 4" w:uiPriority="60"/>
+    <w:lsdException w:name="Light List Accent 4" w:uiPriority="61"/>
+    <w:lsdException w:name="Light Grid Accent 4" w:uiPriority="62"/>
+    <w:lsdException w:name="Medium Shading 1 Accent 4" w:uiPriority="63"/>
+    <w:lsdException w:name="Medium Shading 2 Accent 4" w:uiPriority="64"/>
+    <w:lsdException w:name="Medium List 1 Accent 4" w:uiPriority="65"/>
+    <w:lsdException w:name="Medium List 2 Accent 4" w:uiPriority="66"/>
+    <w:lsdException w:name="Medium Grid 1 Accent 4" w:uiPriority="67"/>
+    <w:lsdException w:name="Medium Grid 2 Accent 4" w:uiPriority="68"/>
+    <w:lsdException w:name="Medium Grid 3 Accent 4" w:uiPriority="69"/>
+    <w:lsdException w:name="Dark List Accent 4" w:uiPriority="70"/>
+    <w:lsdException w:name="Colorful Shading Accent 4" w:uiPriority="71"/>
+    <w:lsdException w:name="Colorful List Accent 4" w:uiPriority="72"/>
+    <w:lsdException w:name="Colorful Grid Accent 4" w:uiPriority="73"/>
+    <w:lsdException w:name="Light Shading Accent 5" w:uiPriority="60"/>
+    <w:lsdException w:name="Light List Accent 5" w:uiPriority="61"/>
+    <w:lsdException w:name="Light Grid Accent 5" w:uiPriority="62"/>
+    <w:lsdException w:name="Medium Shading 1 Accent 5" w:uiPriority="63"/>
+    <w:lsdException w:name="Medium Shading 2 Accent 5" w:uiPriority="64"/>
+    <w:lsdException w:name="Medium List 1 Accent 5" w:uiPriority="65"/>
+    <w:lsdException w:name="Medium List 2 Accent 5" w:uiPriority="66"/>
+    <w:lsdException w:name="Medium Grid 1 Accent 5" w:uiPriority="67"/>
+    <w:lsdException w:name="Medium Grid 2 Accent 5" w:uiPriority="68"/>
+    <w:lsdException w:name="Medium Grid 3 Accent 5" w:uiPriority="69"/>
+    <w:lsdException w:name="Dark List Accent 5" w:uiPriority="70"/>
+    <w:lsdException w:name="Colorful Shading Accent 5" w:uiPriority="71"/>
+    <w:lsdException w:name="Colorful List Accent 5" w:uiPriority="72"/>
+    <w:lsdException w:name="Colorful Grid Accent 5" w:uiPriority="73"/>
+    <w:lsdException w:name="Light Shading Accent 6" w:uiPriority="60"/>
+    <w:lsdException w:name="Light List Accent 6" w:uiPriority="61"/>
+    <w:lsdException w:name="Light Grid Accent 6" w:uiPriority="62"/>
+    <w:lsdException w:name="Medium Shading 1 Accent 6" w:uiPriority="63"/>
+    <w:lsdException w:name="Medium Shading 2 Accent 6" w:uiPriority="64"/>
+    <w:lsdException w:name="Medium List 1 Accent 6" w:uiPriority="65"/>
+    <w:lsdException w:name="Medium List 2 Accent 6" w:uiPriority="66"/>
+    <w:lsdException w:name="Medium Grid 1 Accent 6" w:uiPriority="67"/>
+    <w:lsdException w:name="Medium Grid 2 Accent 6" w:uiPriority="68"/>
+    <w:lsdException w:name="Medium Grid 3 Accent 6" w:uiPriority="69"/>
+    <w:lsdException w:name="Dark List Accent 6" w:uiPriority="70"/>
+    <w:lsdException w:name="Colorful Shading Accent 6" w:uiPriority="71"/>
+    <w:lsdException w:name="Colorful List Accent 6" w:uiPriority="72"/>
+    <w:lsdException w:name="Colorful Grid Accent 6" w:uiPriority="73"/>
+    <w:lsdException w:name="Subtle Emphasis" w:uiPriority="19" w:qFormat="1"/>
+    <w:lsdException w:name="Intense Emphasis" w:uiPriority="21" w:qFormat="1"/>
+    <w:lsdException w:name="Subtle Reference" w:uiPriority="31" w:qFormat="1"/>
+    <w:lsdException w:name="Intense Reference" w:uiPriority="32" w:qFormat="1"/>
+    <w:lsdException w:name="Book Title" w:uiPriority="33" w:qFormat="1"/>
+    <w:lsdException w:name="Bibliography" w:semiHidden="1" w:uiPriority="37" w:unhideWhenUsed="1"/>
+    <w:lsdException w:name="TOC Heading" w:semiHidden="1" w:uiPriority="39" w:unhideWhenUsed="1" w:qFormat="1"/>
+    <w:lsdException w:name="Plain Table 1" w:uiPriority="41"/>
+    <w:lsdException w:name="Plain Table 2" w:uiPriority="42"/>
+    <w:lsdException w:name="Plain Table 3" w:uiPriority="43"/>
+    <w:lsdException w:name="Plain Table 4" w:uiPriority="44"/>
+    <w:lsdException w:name="Plain Table 5" w:uiPriority="45"/>
+    <w:lsdException w:name="Grid Table Light" w:uiPriority="40"/>
+    <w:lsdException w:name="Grid Table 1 Light" w:uiPriority="46"/>
+    <w:lsdException w:name="Grid Table 2" w:uiPriority="47"/>
+    <w:lsdException w:name="Grid Table 3" w:uiPriority="48"/>
+    <w:lsdException w:name="Grid Table 4" w:uiPriority="49"/>
+    <w:lsdException w:name="Grid Table 5 Dark" w:uiPriority="50"/>
+    <w:lsdException w:name="Grid Table 6 Colorful" w:uiPriority="51"/>
+    <w:lsdException w:name="Grid Table 7 Colorful" w:uiPriority="52"/>
+    <w:lsdException w:name="Grid Table 1 Light Accent 1" w:uiPriority="46"/>
+    <w:lsdException w:name="Grid Table 2 Accent 1" w:uiPriority="47"/>
+    <w:lsdException w:name="Grid Table 3 Accent 1" w:uiPriority="48"/>
+    <w:lsdException w:name="Grid Table 4 Accent 1" w:uiPriority="49"/>
+    <w:lsdException w:name="Grid Table 5 Dark Accent 1" w:uiPriority="50"/>
+    <w:lsdException w:name="Grid Table 6 Colorful Accent 1" w:uiPriority="51"/>
+    <w:lsdException w:name="Grid Table 7 Colorful Accent 1" w:uiPriority="52"/>
+    <w:lsdException w:name="Grid Table 1 Light Accent 2" w:uiPriority="46"/>
+    <w:lsdException w:name="Grid Table 2 Accent 2" w:uiPriority="47"/>
+    <w:lsdException w:name="Grid Table 3 Accent 2" w:uiPriority="48"/>
+    <w:lsdException w:name="Grid Table 4 Accent 2" w:uiPriority="49"/>
+    <w:lsdException w:name="Grid Table 5 Dark Accent 2" w:uiPriority="50"/>
+    <w:lsdException w:name="Grid Table 6 Colorful Accent 2" w:uiPriority="51"/>
+    <w:lsdException w:name="Grid Table 7 Colorful Accent 2" w:uiPriority="52"/>
+    <w:lsdException w:name="Grid Table 1 Light Accent 3" w:uiPriority="46"/>
+    <w:lsdException w:name="Grid Table 2 Accent 3" w:uiPriority="47"/>
+    <w:lsdException w:name="Grid Table 3 Accent 3" w:uiPriority="48"/>
+    <w:lsdException w:name="Grid Table 4 Accent 3" w:uiPriority="49"/>
+    <w:lsdException w:name="Grid Table 5 Dark Accent 3" w:uiPriority="50"/>
+    <w:lsdException w:name="Grid Table 6 Colorful Accent 3" w:uiPriority="51"/>
+    <w:lsdException w:name="Grid Table 7 Colorful Accent 3" w:uiPriority="52"/>
+    <w:lsdException w:name="Grid Table 1 Light Accent 4" w:uiPriority="46"/>
+    <w:lsdException w:name="Grid Table 2 Accent 4" w:uiPriority="47"/>
+    <w:lsdException w:name="Grid Table 3 Accent 4" w:uiPriority="48"/>
+    <w:lsdException w:name="Grid Table 4 Accent 4" w:uiPriority="49"/>
+    <w:lsdException w:name="Grid Table 5 Dark Accent 4" w:uiPriority="50"/>
+    <w:lsdException w:name="Grid Table 6 Colorful Accent 4" w:uiPriority="51"/>
+    <w:lsdException w:name="Grid Table 7 Colorful Accent 4" w:uiPriority="52"/>
+    <w:lsdException w:name="Grid Table 1 Light Accent 5" w:uiPriority="46"/>
+    <w:lsdException w:name="Grid Table 2 Accent 5" w:uiPriority="47"/>
+    <w:lsdException w:name="Grid Table 3 Accent 5" w:uiPriority="48"/>
+    <w:lsdException w:name="Grid Table 4 Accent 5" w:uiPriority="49"/>
+    <w:lsdException w:name="Grid Table 5 Dark Accent 5" w:uiPriority="50"/>
+    <w:lsdException w:name="Grid Table 6 Colorful Accent 5" w:uiPriority="51"/>
+    <w:lsdException w:name="Grid Table 7 Colorful Accent 5" w:uiPriority="52"/>
+    <w:lsdException w:name="Grid Table 1 Light Accent 6" w:uiPriority="46"/>
+    <w:lsdException w:name="Grid Table 2 Accent 6" w:uiPriority="47"/>
+    <w:lsdException w:name="Grid Table 3 Accent 6" w:uiPriority="48"/>
+    <w:lsdException w:name="Grid Table 4 Accent 6" w:uiPriority="49"/>
+    <w:lsdException w:name="Grid Table 5 Dark Accent 6" w:uiPriority="50"/>
+    <w:lsdException w:name="Grid Table 6 Colorful Accent 6" w:uiPriority="51"/>
+    <w:lsdException w:name="Grid Table 7 Colorful Accent 6" w:uiPriority="52"/>
+    <w:lsdException w:name="List Table 1 Light" w:uiPriority="46"/>
+    <w:lsdException w:name="List Table 2" w:uiPriority="47"/>
+    <w:lsdException w:name="List Table 3" w:uiPriority="48"/>
+    <w:lsdException w:name="List Table 4" w:uiPriority="49"/>
+    <w:lsdException w:name="List Table 5 Dark" w:uiPriority="50"/>
+    <w:lsdException w:name="List Table 6 Colorful" w:uiPriority="51"/>
+    <w:lsdException w:name="List Table 7 Colorful" w:uiPriority="52"/>
+    <w:lsdException w:name="List Table 1 Light Accent 1" w:uiPriority="46"/>
+    <w:lsdException w:name="List Table 2 Accent 1" w:uiPriority="47"/>
+    <w:lsdException w:name="List Table 3 Accent 1" w:uiPriority="48"/>
+    <w:lsdException w:name="List Table 4 Accent 1" w:uiPriority="49"/>
+    <w:lsdException w:name="List Table 5 Dark Accent 1" w:uiPriority="50"/>
+    <w:lsdException w:name="List Table 6 Colorful Accent 1" w:uiPriority="51"/>
+    <w:lsdException w:name="List Table 7 Colorful Accent 1" w:uiPriority="52"/>
+    <w:lsdException w:name="List Table 1 Light Accent 2" w:uiPriority="46"/>
+    <w:lsdException w:name="List Table 2 Accent 2" w:uiPriority="47"/>
+    <w:lsdException w:name="List Table 3 Accent 2" w:uiPriority="48"/>
+    <w:lsdException w:name="List Table 4 Accent 2" w:uiPriority="49"/>
+    <w:lsdException w:name="List Table 5 Dark Accent 2" w:uiPriority="50"/>
+    <w:lsdException w:name="List Table 6 Colorful Accent 2" w:uiPriority="51"/>
+    <w:lsdException w:name="List Table 7 Colorful Accent 2" w:uiPriority="52"/>
+    <w:lsdException w:name="List Table 1 Light Accent 3" w:uiPriority="46"/>
+    <w:lsdException w:name="List Table 2 Accent 3" w:uiPriority="47"/>
+    <w:lsdException w:name="List Table 3 Accent 3" w:uiPriority="48"/>
+    <w:lsdException w:name="List Table 4 Accent 3" w:uiPriority="49"/>
+    <w:lsdException w:name="List Table 5 Dark Accent 3" w:uiPriority="50"/>
+    <w:lsdException w:name="List Table 6 Colorful Accent 3" w:uiPriority="51"/>
+    <w:lsdException w:name="List Table 7 Colorful Accent 3" w:uiPriority="52"/>
+    <w:lsdException w:name="List Table 1 Light Accent 4" w:uiPriority="46"/>
+    <w:lsdException w:name="List Table 2 Accent 4" w:uiPriority="47"/>
+    <w:lsdException w:name="List Table 3 Accent 4" w:uiPriority="48"/>
+    <w:lsdException w:name="List Table 4 Accent 4" w:uiPriority="49"/>
+    <w:lsdException w:name="List Table 5 Dark Accent 4" w:uiPriority="50"/>
+    <w:lsdException w:name="List Table 6 Colorful Accent 4" w:uiPriority="51"/>
+    <w:lsdException w:name="List Table 7 Colorful Accent 4" w:uiPriority="52"/>
+    <w:lsdException w:name="List Table 1 Light Accent 5" w:uiPriority="46"/>
+    <w:lsdException w:name="List Table 2 Accent 5" w:uiPriority="47"/>
+    <w:lsdException w:name="List Table 3 Accent 5" w:uiPriority="48"/>
+    <w:lsdException w:name="List Table 4 Accent 5" w:uiPriority="49"/>
+    <w:lsdException w:name="List Table 5 Dark Accent 5" w:uiPriority="50"/>
+    <w:lsdException w:name="List Table 6 Colorful Accent 5" w:uiPriority="51"/>
+    <w:lsdException w:name="List Table 7 Colorful Accent 5" w:uiPriority="52"/>
+    <w:lsdException w:name="List Table 1 Light Accent 6" w:uiPriority="46"/>
+    <w:lsdException w:name="List Table 2 Accent 6" w:uiPriority="47"/>
+    <w:lsdException w:name="List Table 3 Accent 6" w:uiPriority="48"/>
+    <w:lsdException w:name="List Table 4 Accent 6" w:uiPriority="49"/>
+    <w:lsdException w:name="List Table 5 Dark Accent 6" w:uiPriority="50"/>
+    <w:lsdException w:name="List Table 6 Colorful Accent 6" w:uiPriority="51"/>
+    <w:lsdException w:name="List Table 7 Colorful Accent 6" w:uiPriority="52"/>
+    <w:lsdException w:name="Mention" w:semiHidden="1" w:unhideWhenUsed="1"/>
+    <w:lsdException w:name="Smart Hyperlink" w:semiHidden="1" w:unhideWhenUsed="1"/>
+    <w:lsdException w:name="Hashtag" w:semiHidden="1" w:unhideWhenUsed="1"/>
+    <w:lsdException w:name="Unresolved Mention" w:semiHidden="1" w:unhideWhenUsed="1"/>
+    <w:lsdException w:name="Smart Link" w:semiHidden="1" w:unhideWhenUsed="1"/>
+  </w:latentStyles>
+  <w:style w:type="paragraph" w:default="1" w:styleId="Normal">
+    <w:name w:val="Normal"/>
+    <w:qFormat/>
+    <w:rPr>
+      <w:rFonts w:ascii="Calibri" w:eastAsia="Calibri" w:hAnsi="Calibri" w:cs="Calibri"/>
+    </w:rPr>
+  </w:style>
+  <w:style w:type="paragraph" w:styleId="Heading1">
+    <w:name w:val="heading 1"/>
+    <w:basedOn w:val="Normal"/>
+    <w:uiPriority w:val="9"/>
+    <w:qFormat/>
+    <w:pPr>
+      <w:spacing w:before="82"/>
+      <w:ind w:left="3015" w:right="3005"/>
+      <w:jc w:val="center"/>
+      <w:outlineLvl w:val="0"/>
+    </w:pPr>
+    <w:rPr>
+      <w:b/>
+      <w:bCs/>
+      <w:sz w:val="24"/>
+      <w:szCs w:val="24"/>
+    </w:rPr>
+  </w:style>
+  <w:style w:type="paragraph" w:styleId="Heading2">
+    <w:name w:val="heading 2"/>
+    <w:basedOn w:val="Normal"/>
+    <w:uiPriority w:val="9"/>
+    <w:unhideWhenUsed/>
+    <w:qFormat/>
+    <w:pPr>
+      <w:outlineLvl w:val="1"/>
+    </w:pPr>
+    <w:rPr>
+      <w:b/>
+      <w:bCs/>
+    </w:rPr>
+  </w:style>
+  <w:style w:type="character" w:default="1" w:styleId="DefaultParagraphFont">
     <w:name w:val="Default Paragraph Font"/>
     <w:uiPriority w:val="1"/>
     <w:semiHidden/>
     <w:unhideWhenUsed/>
   </w:style>
-  <w:style w:styleId="TableNormal" w:default="1" w:type="table">
-    <w:name w:val="Table Normal"/>
-    <w:uiPriority w:val="2"/>
+  <w:style w:type="table" w:default="1" w:styleId="TableNormal">
+    <w:name w:val="Normal Table"/>
+    <w:uiPriority w:val="99"/>
     <w:semiHidden/>
     <w:unhideWhenUsed/>
-    <w:qFormat/>
     <w:tblPr>
       <w:tblInd w:w="0" w:type="dxa"/>
       <w:tblCellMar>
         <w:top w:w="0" w:type="dxa"/>
-        <w:left w:w="0" w:type="dxa"/>
+        <w:left w:w="108" w:type="dxa"/>
         <w:bottom w:w="0" w:type="dxa"/>
-        <w:right w:w="0" w:type="dxa"/>
+        <w:right w:w="108" w:type="dxa"/>
       </w:tblCellMar>
     </w:tblPr>
   </w:style>
-  <w:style w:styleId="NoList" w:default="1" w:type="numbering">
+  <w:style w:type="numbering" w:default="1" w:styleId="NoList">
     <w:name w:val="No List"/>
     <w:uiPriority w:val="99"/>
     <w:semiHidden/>
     <w:unhideWhenUsed/>
   </w:style>
-  <w:style w:default="1" w:styleId="Normal" w:type="paragraph">
-    <w:name w:val="Normal"/>
-    <w:uiPriority w:val="1"/>
-    <w:qFormat/>
-    <w:pPr/>
-    <w:rPr>
-      <w:rFonts w:ascii="Calibri" w:hAnsi="Calibri" w:eastAsia="Calibri" w:cs="Calibri"/>
-      <w:lang w:val="en-US" w:eastAsia="en-US" w:bidi="ar-SA"/>
-    </w:rPr>
-  </w:style>
-  <w:style w:styleId="BodyText" w:type="paragraph">
+  <w:style w:type="paragraph" w:styleId="BodyText">
     <w:name w:val="Body Text"/>
     <w:basedOn w:val="Normal"/>
     <w:uiPriority w:val="1"/>
@@ -1356,61 +1598,14 @@
     <w:pPr>
       <w:spacing w:before="10"/>
     </w:pPr>
-    <w:rPr>
-      <w:rFonts w:ascii="Calibri" w:hAnsi="Calibri" w:eastAsia="Calibri" w:cs="Calibri"/>
-      <w:sz w:val="22"/>
-      <w:szCs w:val="22"/>
-      <w:lang w:val="en-US" w:eastAsia="en-US" w:bidi="ar-SA"/>
-    </w:rPr>
   </w:style>
-  <w:style w:styleId="Heading1" w:type="paragraph">
-    <w:name w:val="Heading 1"/>
-    <w:basedOn w:val="Normal"/>
-    <w:uiPriority w:val="1"/>
-    <w:qFormat/>
-    <w:pPr>
-      <w:spacing w:before="82"/>
-      <w:ind w:left="3015" w:right="3005"/>
-      <w:jc w:val="center"/>
-      <w:outlineLvl w:val="1"/>
-    </w:pPr>
-    <w:rPr>
-      <w:rFonts w:ascii="Calibri" w:hAnsi="Calibri" w:eastAsia="Calibri" w:cs="Calibri"/>
-      <w:b/>
-      <w:bCs/>
-      <w:sz w:val="24"/>
-      <w:szCs w:val="24"/>
-      <w:lang w:val="en-US" w:eastAsia="en-US" w:bidi="ar-SA"/>
-    </w:rPr>
-  </w:style>
-  <w:style w:styleId="Heading2" w:type="paragraph">
-    <w:name w:val="Heading 2"/>
-    <w:basedOn w:val="Normal"/>
-    <w:uiPriority w:val="1"/>
-    <w:qFormat/>
-    <w:pPr>
-      <w:outlineLvl w:val="2"/>
-    </w:pPr>
-    <w:rPr>
-      <w:rFonts w:ascii="Calibri" w:hAnsi="Calibri" w:eastAsia="Calibri" w:cs="Calibri"/>
-      <w:b/>
-      <w:bCs/>
-      <w:sz w:val="22"/>
-      <w:szCs w:val="22"/>
-      <w:lang w:val="en-US" w:eastAsia="en-US" w:bidi="ar-SA"/>
-    </w:rPr>
-  </w:style>
-  <w:style w:styleId="ListParagraph" w:type="paragraph">
+  <w:style w:type="paragraph" w:styleId="ListParagraph">
     <w:name w:val="List Paragraph"/>
     <w:basedOn w:val="Normal"/>
     <w:uiPriority w:val="1"/>
     <w:qFormat/>
-    <w:pPr/>
-    <w:rPr>
-      <w:lang w:val="en-US" w:eastAsia="en-US" w:bidi="ar-SA"/>
-    </w:rPr>
   </w:style>
-  <w:style w:styleId="TableParagraph" w:type="paragraph">
+  <w:style w:type="paragraph" w:customStyle="1" w:styleId="TableParagraph">
     <w:name w:val="Table Paragraph"/>
     <w:basedOn w:val="Normal"/>
     <w:uiPriority w:val="1"/>
@@ -1418,10 +1613,6 @@
     <w:pPr>
       <w:ind w:left="110"/>
     </w:pPr>
-    <w:rPr>
-      <w:rFonts w:ascii="Calibri" w:hAnsi="Calibri" w:eastAsia="Calibri" w:cs="Calibri"/>
-      <w:lang w:val="en-US" w:eastAsia="en-US" w:bidi="ar-SA"/>
-    </w:rPr>
   </w:style>
 </w:styles>
 </file>
